--- a/rapports/16_02_2026/DIEYNABA/coh_EQ10_sup_033202051167.docx
+++ b/rapports/16_02_2026/DIEYNABA/coh_EQ10_sup_033202051167.docx
@@ -25,7 +25,7 @@
         <w:br/>
         <w:t>Grappe: 033202051167</w:t>
         <w:br/>
-        <w:t>Date: 16/02/2026 a 12:40</w:t>
+        <w:t>Date: 16/02/2026 a 12:58</w:t>
       </w:r>
     </w:p>
     <w:p/>

--- a/rapports/16_02_2026/DIEYNABA/coh_EQ10_sup_033202051167.docx
+++ b/rapports/16_02_2026/DIEYNABA/coh_EQ10_sup_033202051167.docx
@@ -25,7 +25,7 @@
         <w:br/>
         <w:t>Grappe: 033202051167</w:t>
         <w:br/>
-        <w:t>Date: 16/02/2026 a 12:58</w:t>
+        <w:t>Date: 16/02/2026 a 13:04</w:t>
       </w:r>
     </w:p>
     <w:p/>
@@ -119,7 +119,7 @@
           </w:tcPr>
           <w:p>
             <w:r>
-              <w:t>28</w:t>
+              <w:t>26</w:t>
             </w:r>
           </w:p>
         </w:tc>
@@ -908,11 +908,11 @@
         </w:rPr>
         <w:t xml:space="preserve">- Peu probable! AMAT KANDJI  n'arrive pas  à comprendre un petit texte lu dans une langue locale (s02q03). Veuillez corriger ou donner des explications au QG. </w:t>
         <w:br/>
-        <w:t xml:space="preserve">- Peu probable! AWA NIANG  n'arrive pas  à comprendre un petit texte lu dans une langue locale (s02q03). Veuillez corriger ou donner des explications au QG. Peu probable! AWA NIANG  ne sait ni lire, ni écrire, ni comprendre dans aucune des langues  (s02q01,s02q02,s02q03). Veuillez corriger ou donner des explications au QG. Peu plausible AWA NIANG fréquente au minimum le fondamental 1 mais ne sait ni lire ni comprendre la langue française, prière de corriger ou de confirmer avec le QG merci.  Incohérence ! le montant payé de AWA NIANG pour les frais de scolarité est très faible. veuillez, s'il vous plait, confirmer ces informations avec le QG ou apporter les corrections nécessaires. Attention ! Le frais de scolarité (3000 Fcfa) de AWA NIANG en 1ére année de Primaire est relativement élevé par rapport aux autres frais de scolarités observés dans cette zone. Prière de corriger ou de confirmer avec le QG. </w:t>
+        <w:t xml:space="preserve">- Peu probable! AWA NIANG  n'arrive pas  à comprendre un petit texte lu dans une langue locale (s02q03). Veuillez corriger ou donner des explications au QG. Peu probable! AWA NIANG  ne sait ni lire, ni écrire, ni comprendre dans aucune des langues  (s02q01,s02q02,s02q03). Veuillez corriger ou donner des explications au QG. Peu plausible AWA NIANG fréquente au minimum le fondamental 1 mais ne sait ni lire ni comprendre la langue française, prière de corriger ou de confirmer avec le QG merci.  Incohérence ! le montant payé de AWA NIANG pour les frais de scolarité est très faible. veuillez, s'il vous plait, confirmer ces informations avec le QG ou apporter les corrections nécessaires. </w:t>
         <w:br/>
         <w:t xml:space="preserve">- Peu probable! CHEIKH ABDOU KANDJI  n'arrive pas  à comprendre un petit texte lu dans une langue locale (s02q03). Veuillez corriger ou donner des explications au QG. </w:t>
         <w:br/>
-        <w:t xml:space="preserve">- Peu probable! CHEIKH MBAYE  n'arrive pas  à comprendre un petit texte lu dans une langue locale (s02q03). Veuillez corriger ou donner des explications au QG. Peu probable! CHEIKH MBAYE  ne sait ni lire, ni écrire, ni comprendre dans aucune des langues  (s02q01,s02q02,s02q03). Veuillez corriger ou donner des explications au QG. Peu plausible CHEIKH MBAYE fréquente au minimum le fondamental 1 mais ne sait ni lire ni comprendre la langue française, prière de corriger ou de confirmer avec le QG merci. Attention ! Le frais de scolarité (3000 Fcfa) de CHEIKH MBAYE en 1ére année de Primaire est relativement élevé par rapport aux autres frais de scolarités observés dans cette zone. Prière de corriger ou de confirmer avec le QG. </w:t>
+        <w:t xml:space="preserve">- Peu probable! CHEIKH MBAYE  n'arrive pas  à comprendre un petit texte lu dans une langue locale (s02q03). Veuillez corriger ou donner des explications au QG. Peu probable! CHEIKH MBAYE  ne sait ni lire, ni écrire, ni comprendre dans aucune des langues  (s02q01,s02q02,s02q03). Veuillez corriger ou donner des explications au QG. Peu plausible CHEIKH MBAYE fréquente au minimum le fondamental 1 mais ne sait ni lire ni comprendre la langue française, prière de corriger ou de confirmer avec le QG merci. </w:t>
         <w:br/>
         <w:t xml:space="preserve">- Peu probable! FAMA KANDJI  n'arrive pas  à comprendre un petit texte lu dans une langue locale (s02q03). Veuillez corriger ou donner des explications au QG. Peu probable! FAMA KANDJI  ne sait ni lire, ni écrire, ni comprendre dans aucune des langues  (s02q01,s02q02,s02q03). Veuillez corriger ou donner des explications au QG. </w:t>
         <w:br/>
@@ -989,7 +989,7 @@
         <w:rPr>
           <w:sz w:val="20"/>
         </w:rPr>
-        <w:t>- Attention ! Le prix unitaire d'achat (100 Fcfa) de Cube alimentaire (Maggi, Jumbo, ) en Cube (Petit) est relativement élevé par rapport aux autres prix observés dans cette zone. Prière de corriger ou de confirmer avec le QG. Attention ! Le prix unitaire d'achat (200 Fcfa) de Aubergine sauvage  en Pièce (Petit) est relativement élevé par rapport aux autres prix observés dans cette zone. Prière de corriger ou de confirmer avec le QG. Attention ! Le prix unitaire d'achat (50 Fcfa) de Niébé/Haricots secs en Sachets (Petit) est relativement faible par rapport aux autres prix observés dans cette zone. Prière de corriger ou de confirmer avec le QG. Avertissement!! La quantité (3.5 litre) du produit Autres huiles alimentaires n.d.a. (maïs, palmiste, tournesol, coco, lait de vache, etc.) consommée  par le ménage semble très élevé, prière de corriger ou confirmer avec le QG. Incohérence!! Dans ce ménage, chaque individus consomme par jour 18.79208 Kg  de cereale; Prière de revoir les quantités prises de ces produits.</w:t>
+        <w:t>- Attention ! Le prix unitaire d'achat (100 Fcfa) de Cube alimentaire (Maggi, Jumbo, ) en Cube (Petit) est relativement élevé par rapport aux autres prix observés dans cette zone. Prière de corriger ou de confirmer avec le QG. Attention ! Le prix unitaire d'achat (200 Fcfa) de Aubergine sauvage  en Pièce (Petit) est relativement élevé par rapport aux autres prix observés dans cette zone. Prière de corriger ou de confirmer avec le QG. Attention ! Le prix unitaire d'achat (50 Fcfa) de Niébé/Haricots secs en Sachets (Petit) est relativement faible par rapport aux autres prix observés dans cette zone. Prière de corriger ou de confirmer avec le QG. Avertissement!! La quantité (3.5 litre) du produit Autres huiles alimentaires n.d.a. (maïs, palmiste, tournesol, coco, lait de vache, etc.) consommée  par le ménage semble très élevé, prière de corriger ou confirmer avec le QG. Incohérence!! Dans ce ménage, chaque individus consomme par jour 35.29039 Kg  de cereale; Prière de revoir les quantités prises de ces produits.</w:t>
       </w:r>
     </w:p>
     <w:p>
@@ -1052,7 +1052,7 @@
         <w:rPr>
           <w:sz w:val="20"/>
         </w:rPr>
-        <w:t>- Attention ! Antenne parabolique / décodeur a été achété à 45000 Fcfa est relativement élevé par rapport aux autres prix d'achat observés dans cette zone. Prière de corriger ou de confirmer avec le QG.</w:t>
+        <w:t>- Attention ! Antenne parabolique / décodeur a été achété à 45000 Fcfa est relativement élevé par rapport aux autres prix d'achat observés dans cette zone. Prière de corriger ou de confirmer avec le QG. Attention ! Antenne parabolique / décodeur a été revendu à 20000 Fcfa qui est relativement élevé par rapport aux autres prix de revente observés dans cette zone. Prière de corriger ou de confirmer avec le QG.</w:t>
       </w:r>
     </w:p>
     <w:p>
@@ -1117,7 +1117,7 @@
         <w:rPr>
           <w:sz w:val="20"/>
         </w:rPr>
-        <w:t xml:space="preserve">- Attention ! Houe/daba/hilaire a été revendu à 2000 Fcfa qui est relativement élevé par rapport aux autres prix de revente observés dans cette zone. Prière de corriger ou de confirmer avec le QG. </w:t>
+        <w:t xml:space="preserve">- Attention ! Houe/daba/hilaire a été achété à 2000 Fcfa est relativement élevé par rapport aux autres prix d'achat observés dans cette zone. Prière de corriger ou de confirmer avec le QG. Attention ! Houe/daba/hilaire a été revendu à 2000 Fcfa qui est relativement élevé par rapport aux autres prix de revente observés dans cette zone. Prière de corriger ou de confirmer avec le QG. </w:t>
         <w:br/>
         <w:t xml:space="preserve">- Avertissement!! L'âge (50 ans)  de Houe asine dans ce ménage semble être élevé, prière de corriger ou confirmer avec le QG. </w:t>
         <w:br/>
@@ -1547,7 +1547,7 @@
         <w:rPr>
           <w:sz w:val="20"/>
         </w:rPr>
-        <w:t>- Attention ! Le prix unitaire d'achat (600 Fcfa) de Tomate fraîche en Tas (Petit) est relativement élevé par rapport aux autres prix observés dans cette zone. Prière de corriger ou de confirmer avec le QG. Avertissement!! La quantité (5 litre) du produit Autres huiles alimentaires n.d.a. (maïs, palmiste, tournesol, coco, lait de vache, etc.) consommée  par le ménage semble très élevé, prière de corriger ou confirmer avec le QG. Incohérence!! Dans ce ménage, chaque individus consomme par jour 45.405 Kg  de cereale; Prière de revoir les quantités prises de ces produits.</w:t>
+        <w:t>- Attention ! Le prix unitaire d'achat (600 Fcfa) de Tomate fraîche en Tas (Petit) est relativement élevé par rapport aux autres prix observés dans cette zone. Prière de corriger ou de confirmer avec le QG. Avertissement!! La quantité (5 litre) du produit Autres huiles alimentaires n.d.a. (maïs, palmiste, tournesol, coco, lait de vache, etc.) consommée  par le ménage semble très élevé, prière de corriger ou confirmer avec le QG. Incohérence!! Dans ce ménage, chaque individus consomme par jour 73.29191 Kg  de cereale; Prière de revoir les quantités prises de ces produits.</w:t>
       </w:r>
     </w:p>
     <w:p>
@@ -1610,8 +1610,6 @@
         <w:rPr>
           <w:sz w:val="20"/>
         </w:rPr>
-        <w:t xml:space="preserve">- Attention ! Lit a été revendu à 450000 Fcfa qui est relativement élevé par rapport aux autres prix de revente observés dans cette zone. Prière de corriger ou de confirmer avec le QG. </w:t>
-        <w:br/>
         <w:t>- Avertissement!!! Le prix d'achat (70000) de l'article  Téléphone portable est inférieur aux prix de revente (400000)  avec l'âge du bien atteignant 2 ans. Prière de vérifier ou confirmer avec l'enquêté et mettre les bonnes valeurs après verification, s'il le faut. Attention ! Téléphone portable a été revendu à 400000 Fcfa qui est relativement élevé par rapport aux autres prix de revente observés dans cette zone. Prière de corriger ou de confirmer avec le QG.</w:t>
       </w:r>
     </w:p>
@@ -1763,8 +1761,6 @@
         <w:rPr>
           <w:sz w:val="20"/>
         </w:rPr>
-        <w:t xml:space="preserve">- Attention ! Couveuse a été revendu à 600000 Fcfa qui est relativement élevé par rapport aux autres prix de revente observés dans cette zone. Prière de corriger ou de confirmer avec le QG. </w:t>
-        <w:br/>
         <w:t xml:space="preserve">- Attention ! Machette a été revendu à 5000 Fcfa qui est relativement élevé par rapport aux autres prix de revente observés dans cette zone. Prière de corriger ou de confirmer avec le QG. </w:t>
         <w:br/>
         <w:t xml:space="preserve">- Attention ! Motoculteur a été revendu à 900000 Fcfa qui est relativement élevé par rapport aux autres prix de revente observés dans cette zone. Prière de corriger ou de confirmer avec le QG. </w:t>
@@ -2252,7 +2248,7 @@
         <w:rPr>
           <w:sz w:val="20"/>
         </w:rPr>
-        <w:t>- La dernière fois que vous avez acheté Poulet sur pied est dans un menage a cote et semble exister dans les modalités, prière de prendre attache avec le QG pour plus d'explication afin de la classer bien. Attention ! Le prix unitaire d'achat (1000 Fcfa) de Lait caillé en Sachets (Moyen) est relativement élevé par rapport aux autres prix observés dans cette zone. Prière de corriger ou de confirmer avec le QG. Attention ! Le prix unitaire d'achat (200 Fcfa) de Aubergine sauvage  en Pièce (Petit) est relativement élevé par rapport aux autres prix observés dans cette zone. Prière de corriger ou de confirmer avec le QG. Attention ! Le prix unitaire d'achat (2000 Fcfa) de Pastèque en Pièce (Grand) est relativement élevé par rapport aux autres prix observés dans cette zone. Prière de corriger ou de confirmer avec le QG. Avertissement!! La quantité (7 litre) du produit Huile de palme raffinée consommée  par le ménage semble très élevé, prière de corriger ou confirmer avec le QG. Incohérence!! Dans ce ménage, chaque individus consomme par jour 17.40385 Kg  de cereale; Prière de revoir les quantités prises de ces produits.</w:t>
+        <w:t>- La dernière fois que vous avez acheté Poulet sur pied est dans un menage a cote et semble exister dans les modalités, prière de prendre attache avec le QG pour plus d'explication afin de la classer bien. Attention ! Le prix unitaire d'achat (1000 Fcfa) de Lait caillé en Sachets (Moyen) est relativement élevé par rapport aux autres prix observés dans cette zone. Prière de corriger ou de confirmer avec le QG. Attention ! Le prix unitaire d'achat (200 Fcfa) de Aubergine sauvage  en Pièce (Petit) est relativement élevé par rapport aux autres prix observés dans cette zone. Prière de corriger ou de confirmer avec le QG. Attention ! Le prix unitaire d'achat (2000 Fcfa) de Pastèque en Pièce (Grand) est relativement élevé par rapport aux autres prix observés dans cette zone. Prière de corriger ou de confirmer avec le QG. Avertissement!! La quantité (7 litre) du produit Huile de palme raffinée consommée  par le ménage semble très élevé, prière de corriger ou confirmer avec le QG. Incohérence!! Dans ce ménage, chaque individus consomme par jour 29.4533 Kg  de cereale; Prière de revoir les quantités prises de ces produits.</w:t>
       </w:r>
     </w:p>
     <w:p>
@@ -2318,27 +2314,6 @@
           <w:sz w:val="20"/>
         </w:rPr>
         <w:t>- Le montant (FCFA) du loyer mensuel payé pour un logement comme le votre dans ce village/quartier est trop élevé, Veuillez s'il vous plaît corriger cette information.</w:t>
-      </w:r>
-    </w:p>
-    <w:p>
-      <w:r>
-        <w:rPr>
-          <w:b/>
-          <w:color w:val="4672C4"/>
-          <w:sz w:val="22"/>
-        </w:rPr>
-        <w:t>&gt;&gt; Section12 - Actifs du menage</w:t>
-      </w:r>
-    </w:p>
-    <w:p>
-      <w:pPr>
-        <w:ind w:left="283"/>
-      </w:pPr>
-      <w:r>
-        <w:rPr>
-          <w:sz w:val="20"/>
-        </w:rPr>
-        <w:t>- Attention ! Bonbonne de gaz a été achété à 6000 Fcfa est relativement faible par rapport aux autres prix d'achat observés dans cette zone. Prière de corriger ou de confirmer avec le QG.</w:t>
       </w:r>
     </w:p>
     <w:p>
@@ -2783,7 +2758,7 @@
         <w:br/>
         <w:t xml:space="preserve">- Les informations sur l'acte de naissance (ni Jours, ni mois et ni années) de  ASS KANDJI  manquent, s'il vous plait pouvez-vous fournir d'effort pour avoir ces informations. </w:t>
         <w:br/>
-        <w:t xml:space="preserve">- Les informations sur l'acte de naissance (ni Jours, ni mois et ni années) de  AWA KANDJI  manquent, s'il vous plait pouvez-vous fournir d'effort pour avoir ces informations. Attention ! Vous avez déclaré en s01q00 que le répondant est la personne elle-même, or AWA KANDJI est trop jeune (8 ans) pour fournir des informations correctes. Prière de refaire la section 1 pour AWA KANDJI en demandant à un adulte de répondre aux questions à sa place. </w:t>
+        <w:t xml:space="preserve">- Les informations sur l'acte de naissance (ni Jours, ni mois et ni années) de  AWA KANDJI  manquent, s'il vous plait pouvez-vous fournir d'effort pour avoir ces informations. </w:t>
         <w:br/>
         <w:t xml:space="preserve">- Les informations sur l'acte de naissance (ni Jours, ni mois et ni années) de  COURA KANDJI  manquent, s'il vous plait pouvez-vous fournir d'effort pour avoir ces informations. </w:t>
         <w:br/>
@@ -2882,7 +2857,7 @@
         <w:rPr>
           <w:sz w:val="20"/>
         </w:rPr>
-        <w:t>- Attention ! Le prix unitaire d'achat (100 Fcfa) de Piment séché en Sachets (Tres petit) est relativement élevé par rapport aux autres prix observés dans cette zone. Prière de corriger ou de confirmer avec le QG. Attention ! Le prix unitaire d'achat (200 Fcfa) de Cube alimentaire (Maggi, Jumbo, ) en Cube (Petit) est relativement élevé par rapport aux autres prix observés dans cette zone. Prière de corriger ou de confirmer avec le QG. Incohérence!! Dans ce ménage, chaque individus consomme par jour 20.42286 Kg  de cereale; Prière de revoir les quantités prises de ces produits.</w:t>
+        <w:t>- Attention ! Le prix unitaire d'achat (100 Fcfa) de Piment séché en Sachets (Tres petit) est relativement élevé par rapport aux autres prix observés dans cette zone. Prière de corriger ou de confirmer avec le QG. Attention ! Le prix unitaire d'achat (100 Fcfa) de Poivre en Sachets (Tres petit) est relativement élevé par rapport aux autres prix observés dans cette zone. Prière de corriger ou de confirmer avec le QG. Attention ! Le prix unitaire d'achat (1000 Fcfa) de Café en poudre soluble en Sachets (Petit) est relativement élevé par rapport aux autres prix observés dans cette zone. Prière de corriger ou de confirmer avec le QG. Attention ! Le prix unitaire d'achat (200 Fcfa) de Cube alimentaire (Maggi, Jumbo, ) en Cube (Petit) est relativement élevé par rapport aux autres prix observés dans cette zone. Prière de corriger ou de confirmer avec le QG. Attention ! Le prix unitaire d'achat (200 Fcfa) de Poireau en Tas (Petit) est relativement élevé par rapport aux autres prix observés dans cette zone. Prière de corriger ou de confirmer avec le QG. Attention ! Le prix unitaire d'achat (500 Fcfa) de Vermicelles en Kg (taille unique) est relativement faible par rapport aux autres prix observés dans cette zone. Prière de corriger ou de confirmer avec le QG. Incohérence!! Dans ce ménage, chaque individus consomme par jour 36.10286 Kg  de cereale; Prière de revoir les quantités prises de ces produits.</w:t>
       </w:r>
     </w:p>
     <w:p>
@@ -3479,7 +3454,7 @@
         <w:rPr>
           <w:sz w:val="20"/>
         </w:rPr>
-        <w:t>- Attention ! Le prix unitaire d'achat (100 Fcfa) de Cube alimentaire (Maggi, Jumbo, ) en Cube (Petit) est relativement élevé par rapport aux autres prix observés dans cette zone. Prière de corriger ou de confirmer avec le QG. Attention ! Le prix unitaire d'achat (100 Fcfa) de Soumbala (moutarde africaine) en Sachets (Tres petit) est relativement élevé par rapport aux autres prix observés dans cette zone. Prière de corriger ou de confirmer avec le QG. Avertissement!! La quantité (4 litre) du produit Autres huiles alimentaires n.d.a. (maïs, palmiste, tournesol, coco, lait de vache, etc.) consommée  par le ménage semble très élevé, prière de corriger ou confirmer avec le QG. Avertissement!! le prix unitaire (150 Fcfa) de Thé en sachet (unité: Sachets) de taille Tres petit est très faible ou élevé. Prière de corriger ou de confirmer avec le QG. Avertissement!!! Le ménage a consommé 8 Tas Moyen de Capitaine frais, cette quantité semble anormale pour une consommation des 7 derniers jours.Prière de corriger ou de confirmer avec le QG. Avertissement!!! Le ménage a consommé 8 Tas Petit de Poisson frais type 9, cette quantité semble anormale pour une consommation des 7 derniers jours.Prière de corriger ou de confirmer avec le QG. Incohérence!! Dans ce ménage, chaque individus consomme par jour 22.73086 Kg  de cereale; Prière de revoir les quantités prises de ces produits.</w:t>
+        <w:t>- Attention ! Le prix unitaire d'achat (100 Fcfa) de Cube alimentaire (Maggi, Jumbo, ) en Cube (Petit) est relativement élevé par rapport aux autres prix observés dans cette zone. Prière de corriger ou de confirmer avec le QG. Attention ! Le prix unitaire d'achat (100 Fcfa) de Soumbala (moutarde africaine) en Sachets (Tres petit) est relativement élevé par rapport aux autres prix observés dans cette zone. Prière de corriger ou de confirmer avec le QG. Attention ! Le prix unitaire d'achat (50 Fcfa) de Ail en Sachets (Petit) est relativement faible par rapport aux autres prix observés dans cette zone. Prière de corriger ou de confirmer avec le QG. Attention ! Le prix unitaire d'achat (50 Fcfa) de Feuilles de  Haricot en Sachets (Petit) est relativement faible par rapport aux autres prix observés dans cette zone. Prière de corriger ou de confirmer avec le QG. Avertissement!! La quantité (4 litre) du produit Autres huiles alimentaires n.d.a. (maïs, palmiste, tournesol, coco, lait de vache, etc.) consommée  par le ménage semble très élevé, prière de corriger ou confirmer avec le QG. Avertissement!! le prix unitaire (150 Fcfa) de Thé en sachet (unité: Sachets) de taille Tres petit est très faible ou élevé. Prière de corriger ou de confirmer avec le QG. Avertissement!!! Le ménage a consommé 8 Tas Moyen de Capitaine frais, cette quantité semble anormale pour une consommation des 7 derniers jours.Prière de corriger ou de confirmer avec le QG. Avertissement!!! Le ménage a consommé 8 Tas Petit de Poisson frais type 9, cette quantité semble anormale pour une consommation des 7 derniers jours.Prière de corriger ou de confirmer avec le QG. Incohérence!! Dans ce ménage, chaque individus consomme par jour 43.09328 Kg  de cereale; Prière de revoir les quantités prises de ces produits.</w:t>
       </w:r>
     </w:p>
     <w:p>
@@ -3522,6 +3497,27 @@
           <w:sz w:val="20"/>
         </w:rPr>
         <w:t>- Moins possible d'avoir un ménage qui n'a effectué aucune des dépenses au cours de 12 derniers mois, veuillez revoir la section pour ce ménage.</w:t>
+      </w:r>
+    </w:p>
+    <w:p>
+      <w:r>
+        <w:rPr>
+          <w:b/>
+          <w:color w:val="4672C4"/>
+          <w:sz w:val="22"/>
+        </w:rPr>
+        <w:t>&gt;&gt; Section12 - Actifs du menage</w:t>
+      </w:r>
+    </w:p>
+    <w:p>
+      <w:pPr>
+        <w:ind w:left="283"/>
+      </w:pPr>
+      <w:r>
+        <w:rPr>
+          <w:sz w:val="20"/>
+        </w:rPr>
+        <w:t>- Attention ! Antenne parabolique / décodeur a été revendu à 25000 Fcfa qui est relativement élevé par rapport aux autres prix de revente observés dans cette zone. Prière de corriger ou de confirmer avec le QG.</w:t>
       </w:r>
     </w:p>
     <w:p>
@@ -4050,7 +4046,7 @@
         <w:rPr>
           <w:sz w:val="20"/>
         </w:rPr>
-        <w:t>- Attention ! Le prix unitaire d'achat (100 Fcfa) de Cube alimentaire (Maggi, Jumbo, ) en Cube (Petit) est relativement élevé par rapport aux autres prix observés dans cette zone. Prière de corriger ou de confirmer avec le QG. Attention ! Le prix unitaire d'achat (200 Fcfa) de Choux en Morceau (Portion) (Petit) est relativement élevé par rapport aux autres prix observés dans cette zone. Prière de corriger ou de confirmer avec le QG. Attention ! Le prix unitaire d'achat (250 Fcfa) de Carpe séchée en Morceau (Portion) (Petit) est relativement élevé par rapport aux autres prix observés dans cette zone. Prière de corriger ou de confirmer avec le QG. Avertissement!! La quantité (6 litre) du produit Huile de palme raffinée consommée  par le ménage semble très élevé, prière de corriger ou confirmer avec le QG. Avertissement!!!Le ménage a consommé 49 miche de Moyen de Pain moderne (Baguette)  ce qui semble incoherent pour une consommation aucours des 7 derniers jours, prière de verifier et corriger. Incohérence!! Dans ce ménage, chaque individus consomme par jour 16.17829 Kg  de cereale; Prière de revoir les quantités prises de ces produits.</w:t>
+        <w:t>- Attention ! Le prix unitaire d'achat (100 Fcfa) de Cube alimentaire (Maggi, Jumbo, ) en Cube (Petit) est relativement élevé par rapport aux autres prix observés dans cette zone. Prière de corriger ou de confirmer avec le QG. Attention ! Le prix unitaire d'achat (100 Fcfa) de Piment frais en Pièce (Petit) est relativement élevé par rapport aux autres prix observés dans cette zone. Prière de corriger ou de confirmer avec le QG. Attention ! Le prix unitaire d'achat (100 Fcfa) de Poivre en Sachets (Tres petit) est relativement élevé par rapport aux autres prix observés dans cette zone. Prière de corriger ou de confirmer avec le QG. Attention ! Le prix unitaire d'achat (200 Fcfa) de Choux en Morceau (Portion) (Petit) est relativement élevé par rapport aux autres prix observés dans cette zone. Prière de corriger ou de confirmer avec le QG. Attention ! Le prix unitaire d'achat (250 Fcfa) de Carpe séchée en Morceau (Portion) (Petit) est relativement élevé par rapport aux autres prix observés dans cette zone. Prière de corriger ou de confirmer avec le QG. Avertissement!! La quantité (6 litre) du produit Huile de palme raffinée consommée  par le ménage semble très élevé, prière de corriger ou confirmer avec le QG. Avertissement!!!Le ménage a consommé 49 miche de Moyen de Pain moderne (Baguette)  ce qui semble incoherent pour une consommation aucours des 7 derniers jours, prière de verifier et corriger. Incohérence!! Dans ce ménage, chaque individus consomme par jour 26.23867 Kg  de cereale; Prière de revoir les quantités prises de ces produits.</w:t>
       </w:r>
     </w:p>
     <w:p>
@@ -4589,7 +4585,7 @@
         <w:rPr>
           <w:sz w:val="20"/>
         </w:rPr>
-        <w:t>- Avertissement!! La quantité (5.25 litre) du produit Autres huiles alimentaires n.d.a. (maïs, palmiste, tournesol, coco, lait de vache, etc.) consommée  par le ménage semble très élevé, prière de corriger ou confirmer avec le QG. Avertissement!!! Le ménage a consommé 10 Bidon 20l taille unique de Eau minérale/filtrée en bouteille locale, cette quantité semble anormale pour une consommation des 7 derniers jours, prière de verifier et corriger. Incohérence!! Dans ce ménage, chaque individus consomme par jour 24.06649 Kg  de cereale; Prière de revoir les quantités prises de ces produits. Incohérence!! Dans ce ménage, chaque individus consomme par jour 24.06649 Kg  de cereale; Prière de revoir les quantités prises de ces produits. Incohérence!! Dans ce ménage, chaque individus consomme par jour 24.06649 Kg  de cereale; Prière de revoir les quantités prises de ces produits. Attention ! Le prix unitaire d'achat (22500 Fcfa) de Riz importé parfumé en Sac (50 Kg) (taille unique) est relativement élevé par rapport aux autres prix observés dans cette zone. Prière de corriger ou de confirmer avec le QG. Le prix d'achat unitaire (1 Fcfa) de Poivre en Sachets de taille Moyen  est invraisemblable, prière de regarder les reponses prises dans les questions s07bq07a s07bq07b s07bq07c s07bq08 pour mieux corriger.</w:t>
+        <w:t>- Attention ! Le prix unitaire d'achat (100 Fcfa) de Choux en Pièce (Grand) est relativement faible par rapport aux autres prix observés dans cette zone. Prière de corriger ou de confirmer avec le QG. Avertissement!! La quantité (5.25 litre) du produit Autres huiles alimentaires n.d.a. (maïs, palmiste, tournesol, coco, lait de vache, etc.) consommée  par le ménage semble très élevé, prière de corriger ou confirmer avec le QG. Avertissement!!! Le ménage a consommé 10 Bidon 20l taille unique de Eau minérale/filtrée en bouteille locale, cette quantité semble anormale pour une consommation des 7 derniers jours, prière de verifier et corriger. Incohérence!! Dans ce ménage, chaque individus consomme par jour 41.63468 Kg  de cereale; Prière de revoir les quantités prises de ces produits. Incohérence!! Dans ce ménage, chaque individus consomme par jour 41.63468 Kg  de cereale; Prière de revoir les quantités prises de ces produits. Incohérence!! Dans ce ménage, chaque individus consomme par jour 41.63468 Kg  de cereale; Prière de revoir les quantités prises de ces produits. Le prix d'achat unitaire (1 Fcfa) de Poivre en Sachets de taille Moyen  est invraisemblable, prière de regarder les reponses prises dans les questions s07bq07a s07bq07b s07bq07c s07bq08 pour mieux corriger.</w:t>
       </w:r>
     </w:p>
     <w:p>
@@ -5094,7 +5090,7 @@
         <w:rPr>
           <w:sz w:val="20"/>
         </w:rPr>
-        <w:t>- La dernière fois que vous avez acheté Jus de fruits type 1 (orange, ananas, bissap, gingembre, jus de cajou, etc.) est DOMICILE et semble exister dans les modalités, prière de prendre attache avec le QG pour plus d'explication afin de la classer bien. Attention ! Le prix unitaire d'achat (500 Fcfa) de Feuilles de patate en Sachets (Moyen) est relativement élevé par rapport aux autres prix observés dans cette zone. Prière de corriger ou de confirmer avec le QG. Avertissement!! La quantité (5 litre) du produit Autres huiles alimentaires n.d.a. (maïs, palmiste, tournesol, coco, lait de vache, etc.) consommée  par le ménage semble très élevé, prière de corriger ou confirmer avec le QG. Avertissement!!! Le ménage a consommé 10 Bidon 20l taille unique de Eau minérale/filtrée en bouteille locale, cette quantité semble anormale pour une consommation des 7 derniers jours, prière de verifier et corriger. Incohérence!! Dans ce ménage, chaque individus consomme par jour 18.63571 Kg  de cereale; Prière de revoir les quantités prises de ces produits. Incohérence!! Dans ce ménage, chaque individus consomme par jour 18.63571 Kg  de cereale; Prière de revoir les quantités prises de ces produits. Incohérence!! Dans ce ménage, chaque individus consomme par jour 18.63571 Kg  de cereale; Prière de revoir les quantités prises de ces produits.</w:t>
+        <w:t>- La dernière fois que vous avez acheté Jus de fruits type 1 (orange, ananas, bissap, gingembre, jus de cajou, etc.) est DOMICILE et semble exister dans les modalités, prière de prendre attache avec le QG pour plus d'explication afin de la classer bien. Attention ! Le prix unitaire d'achat (100 Fcfa) de Piment frais en Pièce (Petit) est relativement élevé par rapport aux autres prix observés dans cette zone. Prière de corriger ou de confirmer avec le QG. Attention ! Le prix unitaire d'achat (500 Fcfa) de Feuilles de patate en Sachets (Moyen) est relativement élevé par rapport aux autres prix observés dans cette zone. Prière de corriger ou de confirmer avec le QG. Avertissement!! La quantité (5 litre) du produit Autres huiles alimentaires n.d.a. (maïs, palmiste, tournesol, coco, lait de vache, etc.) consommée  par le ménage semble très élevé, prière de corriger ou confirmer avec le QG. Avertissement!!! Le ménage a consommé 10 Bidon 20l taille unique de Eau minérale/filtrée en bouteille locale, cette quantité semble anormale pour une consommation des 7 derniers jours, prière de verifier et corriger. Incohérence!! Dans ce ménage, chaque individus consomme par jour 30.08333 Kg  de cereale; Prière de revoir les quantités prises de ces produits. Incohérence!! Dans ce ménage, chaque individus consomme par jour 30.08333 Kg  de cereale; Prière de revoir les quantités prises de ces produits. Incohérence!! Dans ce ménage, chaque individus consomme par jour 30.08333 Kg  de cereale; Prière de revoir les quantités prises de ces produits. Attention ! Le prix unitaire d'achat (22500 Fcfa) de Riz local Gambiaka en Sac (50 Kg) (taille unique) est relativement élevé par rapport aux autres prix observés dans cette zone. Prière de corriger ou de confirmer avec le QG.</w:t>
       </w:r>
     </w:p>
     <w:p>
@@ -5651,7 +5647,7 @@
         <w:rPr>
           <w:sz w:val="20"/>
         </w:rPr>
-        <w:t>- Attention ! Le prix unitaire d'achat (1000 Fcfa) de Mâchoiron séchée (Kon) en Tas (Petit) est relativement élevé par rapport aux autres prix observés dans cette zone. Prière de corriger ou de confirmer avec le QG. Attention ! Le prix unitaire d'achat (1500 Fcfa) de Beurre en Morceau (Portion) (Petit) est relativement élevé par rapport aux autres prix observés dans cette zone. Prière de corriger ou de confirmer avec le QG. Avertissement!! La quantité (5.25 litre) du produit Autres huiles alimentaires n.d.a. (maïs, palmiste, tournesol, coco, lait de vache, etc.) consommée  par le ménage semble très élevé, prière de corriger ou confirmer avec le QG. Avertissement!! le prix unitaire (150 Fcfa) de Thé en sachet (unité: Sachets) de taille Petit est très faible ou élevé. Prière de corriger ou de confirmer avec le QG. Incohérence!! Dans ce ménage, chaque individus consomme par jour 11.5823 Kg  de cereale; Prière de revoir les quantités prises de ces produits. Attention ! Le prix unitaire d'achat (750 Fcfa) de Riz local Gambiaka en Kg (taille unique) est relativement élevé par rapport aux autres prix observés dans cette zone. Prière de corriger ou de confirmer avec le QG.</w:t>
+        <w:t>- Attention ! Le prix unitaire d'achat (1000 Fcfa) de Mâchoiron séchée (Kon) en Tas (Petit) est relativement élevé par rapport aux autres prix observés dans cette zone. Prière de corriger ou de confirmer avec le QG. Attention ! Le prix unitaire d'achat (1500 Fcfa) de Beurre en Morceau (Portion) (Petit) est relativement élevé par rapport aux autres prix observés dans cette zone. Prière de corriger ou de confirmer avec le QG. Attention ! Le prix unitaire d'achat (200 Fcfa) de Piment frais en Tas (Tres petit) est relativement élevé par rapport aux autres prix observés dans cette zone. Prière de corriger ou de confirmer avec le QG. Attention ! Le prix unitaire d'achat (200 Fcfa) de Poivron frais en Tas (Petit) est relativement élevé par rapport aux autres prix observés dans cette zone. Prière de corriger ou de confirmer avec le QG. Avertissement!! La quantité (5.25 litre) du produit Autres huiles alimentaires n.d.a. (maïs, palmiste, tournesol, coco, lait de vache, etc.) consommée  par le ménage semble très élevé, prière de corriger ou confirmer avec le QG. Avertissement!! le prix unitaire (150 Fcfa) de Thé en sachet (unité: Sachets) de taille Petit est très faible ou élevé. Prière de corriger ou de confirmer avec le QG. Incohérence!! Dans ce ménage, chaque individus consomme par jour 22.56048 Kg  de cereale; Prière de revoir les quantités prises de ces produits. Attention ! Le prix unitaire d'achat (750 Fcfa) de Riz local Gambiaka en Kg (taille unique) est relativement élevé par rapport aux autres prix observés dans cette zone. Prière de corriger ou de confirmer avec le QG.</w:t>
       </w:r>
     </w:p>
     <w:p>
@@ -6169,7 +6165,7 @@
         <w:rPr>
           <w:sz w:val="20"/>
         </w:rPr>
-        <w:t>- La dernière fois que vous avez acheté Jus de fruits type 1 (orange, ananas, bissap, gingembre, jus de cajou, etc.) est DANS UN MENAGE et semble exister dans les modalités, prière de prendre attache avec le QG pour plus d'explication afin de la classer bien. Attention ! Le prix unitaire d'achat (1000 Fcfa) de Feuilles de patate en Kg (taille unique) est relativement élevé par rapport aux autres prix observés dans cette zone. Prière de corriger ou de confirmer avec le QG. Avertissement!!! Le ménage a consommé 14 Pièce Moyen de Capitaine frais, cette quantité semble anormale pour une consommation des 7 derniers jours.Prière de corriger ou de confirmer avec le QG. Incohérence!! Dans ce ménage, chaque individus consomme par jour 33.74166 Kg  de cereale; Prière de revoir les quantités prises de ces produits. Incohérence!! Dans ce ménage, chaque individus consomme par jour 33.74166 Kg  de cereale; Prière de revoir les quantités prises de ces produits.</w:t>
+        <w:t>- La dernière fois que vous avez acheté Jus de fruits type 1 (orange, ananas, bissap, gingembre, jus de cajou, etc.) est DANS UN MENAGE et semble exister dans les modalités, prière de prendre attache avec le QG pour plus d'explication afin de la classer bien. Attention ! Le prix unitaire d'achat (1000 Fcfa) de Feuilles de patate en Kg (taille unique) est relativement élevé par rapport aux autres prix observés dans cette zone. Prière de corriger ou de confirmer avec le QG. Incohérence!! Dans ce ménage, chaque individus consomme par jour 62.15476 Kg  de cereale; Prière de revoir les quantités prises de ces produits. Incohérence!! Dans ce ménage, chaque individus consomme par jour 62.15476 Kg  de cereale; Prière de revoir les quantités prises de ces produits.</w:t>
       </w:r>
     </w:p>
     <w:p>
@@ -6232,7 +6228,7 @@
         <w:rPr>
           <w:sz w:val="20"/>
         </w:rPr>
-        <w:t>- Attention ! Houe/daba/hilaire a été revendu à 2000 Fcfa qui est relativement élevé par rapport aux autres prix de revente observés dans cette zone. Prière de corriger ou de confirmer avec le QG.</w:t>
+        <w:t>- Attention ! Houe/daba/hilaire a été achété à 2000 Fcfa est relativement élevé par rapport aux autres prix d'achat observés dans cette zone. Prière de corriger ou de confirmer avec le QG. Attention ! Houe/daba/hilaire a été revendu à 2000 Fcfa qui est relativement élevé par rapport aux autres prix de revente observés dans cette zone. Prière de corriger ou de confirmer avec le QG.</w:t>
       </w:r>
     </w:p>
     <w:p>
@@ -6773,7 +6769,7 @@
         <w:rPr>
           <w:sz w:val="20"/>
         </w:rPr>
-        <w:t>- Attention ! Le prix unitaire d'achat (200 Fcfa) de Poireau en Tas (Moyen) est relativement élevé par rapport aux autres prix observés dans cette zone. Prière de corriger ou de confirmer avec le QG. Attention ! Le prix unitaire d'achat (2500 Fcfa) de Capitaine frais en Tas (Grand) est relativement élevé par rapport aux autres prix observés dans cette zone. Prière de corriger ou de confirmer avec le QG. Attention ! Le prix unitaire d'achat (500 Fcfa) de Niébé/Haricots secs en Sachets (Moyen) est relativement élevé par rapport aux autres prix observés dans cette zone. Prière de corriger ou de confirmer avec le QG. Avertissement!! La quantité (10 litre) du produit Huile de palme brute consommée  par le ménage semble très élevé, prière de corriger ou confirmer avec le QG. Avertissement!!! Le ménage a consommé 7 Bidon 20l taille unique de Eau minérale/filtrée en bouteille locale, cette quantité semble anormale pour une consommation des 7 derniers jours, prière de verifier et corriger.  La dernière fois que vous avez acheté Eau minérale/filtrée en bouteille locale est CHARETIER EMBULANT et semble exister dans les modalités, prière de prendre attache avec le QG pour plus d'explication afin de la classer bien. Avertissement!!!Le ménage a consommé 70 miche de Moyen de Pain moderne (Baguette)  ce qui semble incoherent pour une consommation aucours des 7 derniers jours, prière de verifier et corriger. Incohérence!! Dans ce ménage, chaque individus consomme par jour 7.822571 Kg  de cereale; Prière de revoir les quantités prises de ces produits. Incohérence!! Dans ce ménage, chaque individus consomme par jour 7.822571 Kg  de cereale; Prière de revoir les quantités prises de ces produits. Incohérence!! Dans ce ménage, chaque individus consomme par jour 7.822571 Kg  de cereale; Prière de revoir les quantités prises de ces produits.</w:t>
+        <w:t>- Attention ! Le prix unitaire d'achat (2500 Fcfa) de Capitaine frais en Tas (Grand) est relativement élevé par rapport aux autres prix observés dans cette zone. Prière de corriger ou de confirmer avec le QG. Avertissement!! La quantité (7 litre) du produit Autres huiles alimentaires n.d.a. (maïs, palmiste, tournesol, coco, lait de vache, etc.) consommée  par le ménage semble très élevé, prière de corriger ou confirmer avec le QG. Avertissement!!! Le ménage a consommé 7 Bidon 20l taille unique de Eau minérale/filtrée en bouteille locale, cette quantité semble anormale pour une consommation des 7 derniers jours, prière de verifier et corriger.  La dernière fois que vous avez acheté Eau minérale/filtrée en bouteille locale est CHARETIER EMBULANT et semble exister dans les modalités, prière de prendre attache avec le QG pour plus d'explication afin de la classer bien. Avertissement!!!Le ménage a consommé 70 miche de Moyen de Pain moderne (Baguette)  ce qui semble incoherent pour une consommation aucours des 7 derniers jours, prière de verifier et corriger. Incohérence!! Dans ce ménage, chaque individus consomme par jour 20.15409 Kg  de cereale; Prière de revoir les quantités prises de ces produits. Incohérence!! Dans ce ménage, chaque individus consomme par jour 20.15409 Kg  de cereale; Prière de revoir les quantités prises de ces produits. Incohérence!! Dans ce ménage, chaque individus consomme par jour 20.15409 Kg  de cereale; Prière de revoir les quantités prises de ces produits. Attention ! Le prix unitaire d'achat (22500 Fcfa) de Riz local Gambiaka en Sac (50 Kg) (taille unique) est relativement élevé par rapport aux autres prix observés dans cette zone. Prière de corriger ou de confirmer avec le QG.</w:t>
       </w:r>
     </w:p>
     <w:p>
@@ -6795,50 +6791,6 @@
           <w:sz w:val="20"/>
         </w:rPr>
         <w:t>- La dernière fois que vous avez acheté Bois de chauffe ramassé/coupé (estimer la valeur) est DANS LA FORÊT et semble exister dans les modalités, prière de prendre attache avec le QG pour plus d'explication afin de la classer bien.</w:t>
-      </w:r>
-    </w:p>
-    <w:p>
-      <w:r>
-        <w:rPr>
-          <w:b/>
-          <w:color w:val="4672C4"/>
-          <w:sz w:val="22"/>
-        </w:rPr>
-        <w:t>&gt;&gt; Section9d - Depenses non-alimentaires - 3 mois</w:t>
-      </w:r>
-    </w:p>
-    <w:p>
-      <w:pPr>
-        <w:ind w:left="283"/>
-      </w:pPr>
-      <w:r>
-        <w:rPr>
-          <w:sz w:val="20"/>
-        </w:rPr>
-        <w:t>- Peu plausible! le montant de la dépense pour Services de réparation et d'entretien (vidange, graissage, gonflage de pneu etc. ) de moyens de transport personnel (voitures, motos, bicyclette, etc. ) semble trop élevé. Veuillez, s'il vous plaît, confirmer cette information avec le QG ou la corriger.</w:t>
-      </w:r>
-    </w:p>
-    <w:p>
-      <w:r>
-        <w:rPr>
-          <w:b/>
-          <w:color w:val="4672C4"/>
-          <w:sz w:val="22"/>
-        </w:rPr>
-        <w:t>&gt;&gt; Section9e - Depenses non-alimentaires - 6 mois</w:t>
-      </w:r>
-    </w:p>
-    <w:p>
-      <w:pPr>
-        <w:ind w:left="283"/>
-      </w:pPr>
-      <w:r>
-        <w:rPr>
-          <w:sz w:val="20"/>
-        </w:rPr>
-        <w:t xml:space="preserve">- Peu plausible! le montant de la dépense pour Frais de confection et de réparation de vêtements homme: ensemble, pantalon, chemise, réparation, location vêtement, etc. semble élevé. Veuillez, s'il vous plaît, confirmer cette information avec le QG ou la corriger. </w:t>
-        <w:br/>
-        <w:t>- Peu plausible! le montant de la dépense pour Tissus d'habillement: tissus pagne, tissu pagne du tisserand, tissu synthétique, etc. semble élevé. Veuillez, s'il vous plaît, confirmer cette information avec le QG ou la corriger.</w:t>
       </w:r>
     </w:p>
     <w:p>
@@ -7356,7 +7308,7 @@
         <w:rPr>
           <w:sz w:val="20"/>
         </w:rPr>
-        <w:t>- Avertissement!! La quantité (3.5 litre) du produit Autres huiles alimentaires n.d.a. (maïs, palmiste, tournesol, coco, lait de vache, etc.) consommée  par le ménage semble très élevé, prière de corriger ou confirmer avec le QG. Avertissement!! le prix unitaire (150 Fcfa) de Thé en sachet (unité: Sachets) de taille Petit est très faible ou élevé. Prière de corriger ou de confirmer avec le QG. Incohérence!! Dans ce ménage, chaque individus consomme par jour 42.78057 Kg  de cereale; Prière de revoir les quantités prises de ces produits. Le prix d'achat unitaire (1 Fcfa) de Choux en Morceau (Portion) de taille Petit  est invraisemblable, prière de regarder les reponses prises dans les questions s07bq07a s07bq07b s07bq07c s07bq08 pour mieux corriger. Attention ! Le prix unitaire d'achat (1 Fcfa) de Choux en Morceau (Portion) (Petit) est relativement faible par rapport aux autres prix observés dans cette zone. Prière de corriger ou de confirmer avec le QG.</w:t>
+        <w:t>- Attention ! Le prix unitaire d'achat (150 Fcfa) de Ail en Sachets (Petit) est relativement élevé par rapport aux autres prix observés dans cette zone. Prière de corriger ou de confirmer avec le QG. Attention ! Le prix unitaire d'achat (1500 Fcfa) de Chocolat pâte à tartiner en Pot de 25 cl (taille unique) est relativement élevé par rapport aux autres prix observés dans cette zone. Prière de corriger ou de confirmer avec le QG. Attention ! Le prix unitaire d'achat (200 Fcfa) de Poivron frais en Tas (Petit) est relativement élevé par rapport aux autres prix observés dans cette zone. Prière de corriger ou de confirmer avec le QG. Attention ! Soupçons de quantité anormale! Le ménage de SEYNABOU FALL avec une taille de 5 personnes a consommé 7 Sachets en Petit de Piment séché qui est relativement élevé comme consommation par rapport à la condition de vie des autres ménages de même taille dans cette zone. Prière de corriger ou de confirmer avec le QG. Avertissement!! La quantité (3.5 litre) du produit Autres huiles alimentaires n.d.a. (maïs, palmiste, tournesol, coco, lait de vache, etc.) consommée  par le ménage semble très élevé, prière de corriger ou confirmer avec le QG. Avertissement!! le prix unitaire (150 Fcfa) de Thé en sachet (unité: Sachets) de taille Petit est très faible ou élevé. Prière de corriger ou de confirmer avec le QG. Incohérence!! Dans ce ménage, chaque individus consomme par jour 76.22514 Kg  de cereale; Prière de revoir les quantités prises de ces produits. Le prix d'achat unitaire (1 Fcfa) de Choux en Morceau (Portion) de taille Petit  est invraisemblable, prière de regarder les reponses prises dans les questions s07bq07a s07bq07b s07bq07c s07bq08 pour mieux corriger. Attention ! Le prix unitaire d'achat (1 Fcfa) de Choux en Morceau (Portion) (Petit) est relativement faible par rapport aux autres prix observés dans cette zone. Prière de corriger ou de confirmer avec le QG.</w:t>
       </w:r>
     </w:p>
     <w:p>
@@ -7402,7 +7354,9 @@
         <w:br/>
         <w:t xml:space="preserve">- Attention ! Armoires et autres meubles a été achété à 900000 Fcfa est relativement élevé par rapport aux autres prix d'achat observés dans cette zone. Prière de corriger ou de confirmer avec le QG. Attention ! Armoires et autres meubles a été revendu à 700000 Fcfa qui est relativement élevé par rapport aux autres prix de revente observés dans cette zone. Prière de corriger ou de confirmer avec le QG. </w:t>
         <w:br/>
-        <w:t>- Attention ! Lit a été achété à 900000 Fcfa est relativement élevé par rapport aux autres prix d'achat observés dans cette zone. Prière de corriger ou de confirmer avec le QG. Attention ! Lit a été revendu à 700000 Fcfa qui est relativement élevé par rapport aux autres prix de revente observés dans cette zone. Prière de corriger ou de confirmer avec le QG.</w:t>
+        <w:t xml:space="preserve">- Attention ! Lit a été achété à 900000 Fcfa est relativement élevé par rapport aux autres prix d'achat observés dans cette zone. Prière de corriger ou de confirmer avec le QG. Attention ! Lit a été revendu à 700000 Fcfa qui est relativement élevé par rapport aux autres prix de revente observés dans cette zone. Prière de corriger ou de confirmer avec le QG. </w:t>
+        <w:br/>
+        <w:t>- Attention ! Ordinateur a été achété à 175000 Fcfa est relativement élevé par rapport aux autres prix d'achat observés dans cette zone. Prière de corriger ou de confirmer avec le QG.</w:t>
       </w:r>
     </w:p>
     <w:p>
